--- a/propuesta-bootcamp-ejecutivo-quito-2026/outputs/export/propuesta-ejecutiva-es.docx
+++ b/propuesta-bootcamp-ejecutivo-quito-2026/outputs/export/propuesta-ejecutiva-es.docx
@@ -404,28 +404,28 @@
                 <w:sz w:val="18"/>
                 <w:szCs w:val="18"/>
               </w:rPr>
-              <w:t xml:space="preserve">1 agente propio</w:t>
-            </w:r>
-          </w:p>
-        </w:tc>
-        <w:tc>
-          <w:tcPr>
-            <w:tcW w:type="dxa" w:w="3000"/>
-          </w:tcPr>
-          <w:p>
-            <w:pPr>
-              <w:spacing w:after="40" w:before="40"/>
-            </w:pPr>
-            <w:r>
-              <w:rPr>
-                <w:rFonts w:ascii="Trebuchet MS" w:cs="Trebuchet MS" w:eastAsia="Trebuchet MS" w:hAnsi="Trebuchet MS"/>
-                <w:b w:val="false"/>
-                <w:bCs w:val="false"/>
-                <w:color w:val="1F2833"/>
-                <w:sz w:val="18"/>
-                <w:szCs w:val="18"/>
-              </w:rPr>
-              <w:t xml:space="preserve">Pristino: Open Source, obra de Javier Montano, suyo para siempre</w:t>
+              <w:t xml:space="preserve">1 agente que usted auto-entrena</w:t>
+            </w:r>
+          </w:p>
+        </w:tc>
+        <w:tc>
+          <w:tcPr>
+            <w:tcW w:type="dxa" w:w="3000"/>
+          </w:tcPr>
+          <w:p>
+            <w:pPr>
+              <w:spacing w:after="40" w:before="40"/>
+            </w:pPr>
+            <w:r>
+              <w:rPr>
+                <w:rFonts w:ascii="Trebuchet MS" w:cs="Trebuchet MS" w:eastAsia="Trebuchet MS" w:hAnsi="Trebuchet MS"/>
+                <w:b w:val="false"/>
+                <w:bCs w:val="false"/>
+                <w:color w:val="1F2833"/>
+                <w:sz w:val="18"/>
+                <w:szCs w:val="18"/>
+              </w:rPr>
+              <w:t xml:space="preserve">Pristino: lo conecta a su mail, calendario, Drive. Lo entrena a su medida. No depende de nadie</w:t>
             </w:r>
           </w:p>
         </w:tc>

--- a/propuesta-bootcamp-ejecutivo-quito-2026/outputs/export/propuesta-ejecutiva-es.docx
+++ b/propuesta-bootcamp-ejecutivo-quito-2026/outputs/export/propuesta-ejecutiva-es.docx
@@ -404,28 +404,28 @@
                 <w:sz w:val="18"/>
                 <w:szCs w:val="18"/>
               </w:rPr>
-              <w:t xml:space="preserve">1 agente que usted auto-entrena</w:t>
-            </w:r>
-          </w:p>
-        </w:tc>
-        <w:tc>
-          <w:tcPr>
-            <w:tcW w:type="dxa" w:w="3000"/>
-          </w:tcPr>
-          <w:p>
-            <w:pPr>
-              <w:spacing w:after="40" w:before="40"/>
-            </w:pPr>
-            <w:r>
-              <w:rPr>
-                <w:rFonts w:ascii="Trebuchet MS" w:cs="Trebuchet MS" w:eastAsia="Trebuchet MS" w:hAnsi="Trebuchet MS"/>
-                <w:b w:val="false"/>
-                <w:bCs w:val="false"/>
-                <w:color w:val="1F2833"/>
-                <w:sz w:val="18"/>
-                <w:szCs w:val="18"/>
-              </w:rPr>
-              <w:t xml:space="preserve">Pristino: lo conecta a su mail, calendario, Drive. Lo entrena a su medida. No depende de nadie</w:t>
+              <w:t xml:space="preserve">1 agente propio</w:t>
+            </w:r>
+          </w:p>
+        </w:tc>
+        <w:tc>
+          <w:tcPr>
+            <w:tcW w:type="dxa" w:w="3000"/>
+          </w:tcPr>
+          <w:p>
+            <w:pPr>
+              <w:spacing w:after="40" w:before="40"/>
+            </w:pPr>
+            <w:r>
+              <w:rPr>
+                <w:rFonts w:ascii="Trebuchet MS" w:cs="Trebuchet MS" w:eastAsia="Trebuchet MS" w:hAnsi="Trebuchet MS"/>
+                <w:b w:val="false"/>
+                <w:bCs w:val="false"/>
+                <w:color w:val="1F2833"/>
+                <w:sz w:val="18"/>
+                <w:szCs w:val="18"/>
+              </w:rPr>
+              <w:t xml:space="preserve">Pristino: en el taller lo instala basico. Todo el potencial: auto-estudio o Bootcamp. Suyo para siempre</w:t>
             </w:r>
           </w:p>
         </w:tc>

--- a/propuesta-bootcamp-ejecutivo-quito-2026/outputs/export/propuesta-ejecutiva-es.docx
+++ b/propuesta-bootcamp-ejecutivo-quito-2026/outputs/export/propuesta-ejecutiva-es.docx
@@ -974,7 +974,7 @@
           <w:sz w:val="20"/>
           <w:szCs w:val="20"/>
         </w:rPr>
-        <w:t xml:space="preserve">Formato: Solo (1:1), Dupla (2) o Terna (3). Duracion total: hasta 25h (2h masterclass + 3h taller + 20h CAO).</w:t>
+        <w:t xml:space="preserve">Formato: Solo (1:1), Dupla (2) o Terna (3). Ruta completa: 5h sin riesgo ni costo (masterclass + taller) → 20h de elite (CAO Bootcamp) → 16 semanas de (R)Evolucion Digital (Empoderamiento).</w:t>
       </w:r>
     </w:p>
     <w:p>

--- a/propuesta-bootcamp-ejecutivo-quito-2026/outputs/export/propuesta-ejecutiva-es.docx
+++ b/propuesta-bootcamp-ejecutivo-quito-2026/outputs/export/propuesta-ejecutiva-es.docx
@@ -2274,7 +2274,7 @@
           <w:sz w:val="20"/>
           <w:szCs w:val="20"/>
         </w:rPr>
-        <w:t xml:space="preserve">Javier Montano — Cofundador MetodologIA (19%)</w:t>
+        <w:t xml:space="preserve">Javier Montano — Fundador MetodologIA (51%)</w:t>
       </w:r>
     </w:p>
     <w:p>
@@ -2302,7 +2302,7 @@
           <w:sz w:val="20"/>
           <w:szCs w:val="20"/>
         </w:rPr>
-        <w:t xml:space="preserve">Cristian Jarrin — Cofundador MetodologIA Ecuador (51%)</w:t>
+        <w:t xml:space="preserve">Cristian Jarrin — Socio MetodologIA Ecuador (7%, entra Ano 2)</w:t>
       </w:r>
     </w:p>
     <w:p>
@@ -2330,7 +2330,7 @@
           <w:sz w:val="20"/>
           <w:szCs w:val="20"/>
         </w:rPr>
-        <w:t xml:space="preserve">MetodologIA Holding — Entidad corporativa (30%)</w:t>
+        <w:t xml:space="preserve">Katherin Oquendo (14%), Daniel (14%), German (14%) — Cofundadores</w:t>
       </w:r>
     </w:p>
     <w:p>

--- a/propuesta-bootcamp-ejecutivo-quito-2026/outputs/export/propuesta-ejecutiva-es.docx
+++ b/propuesta-bootcamp-ejecutivo-quito-2026/outputs/export/propuesta-ejecutiva-es.docx
@@ -2330,7 +2330,7 @@
           <w:sz w:val="20"/>
           <w:szCs w:val="20"/>
         </w:rPr>
-        <w:t xml:space="preserve">Katherin Oquendo (14%), Daniel (14%), German (14%) — Cofundadores</w:t>
+        <w:t xml:space="preserve">German (19%), Daniel (13%), Katherin Oquendo (10%) — Cofundadores</w:t>
       </w:r>
     </w:p>
     <w:p>

--- a/propuesta-bootcamp-ejecutivo-quito-2026/outputs/export/propuesta-ejecutiva-es.docx
+++ b/propuesta-bootcamp-ejecutivo-quito-2026/outputs/export/propuesta-ejecutiva-es.docx
@@ -1952,7 +1952,7 @@
                 <w:sz w:val="18"/>
                 <w:szCs w:val="18"/>
               </w:rPr>
-              <w:t xml:space="preserve">Managers 7+ anios experiencia</w:t>
+              <w:t xml:space="preserve">Managers 7+ años experiencia</w:t>
             </w:r>
           </w:p>
         </w:tc>

--- a/propuesta-bootcamp-ejecutivo-quito-2026/outputs/export/propuesta-ejecutiva-es.docx
+++ b/propuesta-bootcamp-ejecutivo-quito-2026/outputs/export/propuesta-ejecutiva-es.docx
@@ -155,7 +155,7 @@
           <w:sz w:val="20"/>
           <w:szCs w:val="20"/>
         </w:rPr>
-        <w:t xml:space="preserve">Version: 2.1 | Fecha: 2 de abril de 2026 | Confidencial</w:t>
+        <w:t xml:space="preserve">Versión: 2.1 | Fecha: 2 de abril de 2026 | Confidencial</w:t>
       </w:r>
     </w:p>
     <w:p>
@@ -205,7 +205,7 @@
           <w:sz w:val="20"/>
           <w:szCs w:val="20"/>
         </w:rPr>
-        <w:t xml:space="preserve">Primer Bootcamp Ejecutivo Agentico de Latinoamerica. 20 horas para instalar un sistema de IA personal operativo: agente Pristino + 13 asistentes especializados + segundo cerebro digital. No es curso — es implementacion funcional que sigue operando sin MetodologIA. $1,490 USD (precio fundador). Garantia total antes de 4 horas. Cero competidores directos en Ecuador. [DOC: kyc-ecuador]</w:t>
+        <w:t xml:space="preserve">Primer Bootcamp Ejecutivo Agéntico de Latinoamerica. 20 horas para instalar un sistema de IA personal operativo: agente Pristino + 13 asistentes especializados + segundo cerebro digital. No es curso — es implementacion funciónal que sigue operando sin MetodologIA. $1,490 USD (precio fundador). Garantia total antes de 4 horas. Cero competidores directos en Ecuador. [DOC: kyc-ecuador]</w:t>
       </w:r>
     </w:p>
     <w:p>
@@ -241,7 +241,7 @@
           <w:sz w:val="20"/>
           <w:szCs w:val="20"/>
         </w:rPr>
-        <w:t xml:space="preserve">El 60% de la semana ejecutiva es operativa: correos, reportes, seguimiento, reuniones [INFERENCIA: promedio sector servicios LatAm]. La IA puede ejecutar esas tareas, pero herramientas aisladas se abandonan en 2-4 semanas por falta de integracion con el contexto real del directivo [INFERENCIA].</w:t>
+        <w:t xml:space="preserve">El 60% de la semana ejecutiva es operativa: correos, reportes, seguimiento, reuniones [INFERENCIA: promedio sector servicios LatAm]. La IA puede ejecutar esas tareas, pero herramientas aisladas se abandonan en 2-4 semanas por falta de integración con el contexto real del directivo [INFERENCIA].</w:t>
       </w:r>
     </w:p>
     <w:p>
@@ -255,7 +255,7 @@
           <w:sz w:val="20"/>
           <w:szCs w:val="20"/>
         </w:rPr>
-        <w:t xml:space="preserve">La brecha se duplica cada trimestre. Directivos con sistema agentico recuperan 18h/semana [SUPUESTO: basado en campo, no medicion formal]. Los que no, compiten en desventaja creciente.</w:t>
+        <w:t xml:space="preserve">La brecha se duplica cada trimestre. Directivos con sistema agéntico recuperan 18h/semana [SUPUESTO: basado en campo, no medicion formal]. Los que no, compiten en desventaja creciente.</w:t>
       </w:r>
     </w:p>
     <w:p>
@@ -269,7 +269,7 @@
           <w:sz w:val="20"/>
           <w:szCs w:val="20"/>
         </w:rPr>
-        <w:t xml:space="preserve">Ventana de oportunidad Ecuador: Adopcion IA en fase temprana, 0 competidores directos con entregable agentico funcional. Primer operador define reglas. [DOC: kyc-ecuador]</w:t>
+        <w:t xml:space="preserve">Ventana de oportunidad Ecuador: Adopcion IA en fase temprana, 0 competidores directos con entregable agéntico funciónal. Primer operador define reglas. [DOC: kyc-ecuador]</w:t>
       </w:r>
     </w:p>
     <w:p>
@@ -551,7 +551,7 @@
                 <w:sz w:val="18"/>
                 <w:szCs w:val="18"/>
               </w:rPr>
-              <w:t xml:space="preserve">Flujos de trabajo desde dia 1. Comunicacion, analisis, agenda, decisiones, reportes</w:t>
+              <w:t xml:space="preserve">Flujos de trabajo desde dia 1. Comúnicacion, analisis, agenda, decisiones, reportes</w:t>
             </w:r>
           </w:p>
         </w:tc>
@@ -638,7 +638,7 @@
                 <w:sz w:val="18"/>
                 <w:szCs w:val="18"/>
               </w:rPr>
-              <w:t xml:space="preserve">"Como Dirigir en la Era de la IA" — guia practica sin depender de tecnicos</w:t>
+              <w:t xml:space="preserve">"Como Dirigir en la Era de la IA" — guia práctica sin depender de técnicos</w:t>
             </w:r>
           </w:p>
         </w:tc>
@@ -727,7 +727,7 @@
                 <w:sz w:val="18"/>
                 <w:szCs w:val="18"/>
               </w:rPr>
-              <w:t xml:space="preserve">Universal (cualquier profesional) + Ejecutiva (estrategia, decision, delegacion)</w:t>
+              <w:t xml:space="preserve">Universal (cualquier profesional) + Ejecutiva (estrategia, decisión, delegación)</w:t>
             </w:r>
           </w:p>
         </w:tc>
@@ -835,7 +835,7 @@
                 <w:sz w:val="18"/>
                 <w:szCs w:val="18"/>
               </w:rPr>
-              <w:t xml:space="preserve">Recupera informacion clave en &lt;30 segundos</w:t>
+              <w:t xml:space="preserve">Recupera información clave en &lt;30 segundos</w:t>
             </w:r>
           </w:p>
         </w:tc>
@@ -903,29 +903,29 @@
                 <w:sz w:val="18"/>
                 <w:szCs w:val="18"/>
               </w:rPr>
-              <w:t xml:space="preserve">2h cada una con facilitador. Co-creacion con contexto real</w:t>
-            </w:r>
-          </w:p>
-        </w:tc>
-        <w:tc>
-          <w:tcPr>
-            <w:tcW w:type="dxa" w:w="2250"/>
-            <w:shd w:fill="F8F9FC" w:color="auto" w:val="clear"/>
-          </w:tcPr>
-          <w:p>
-            <w:pPr>
-              <w:spacing w:after="40" w:before="40"/>
-            </w:pPr>
-            <w:r>
-              <w:rPr>
-                <w:rFonts w:ascii="Trebuchet MS" w:cs="Trebuchet MS" w:eastAsia="Trebuchet MS" w:hAnsi="Trebuchet MS"/>
-                <w:b w:val="false"/>
-                <w:bCs w:val="false"/>
-                <w:color w:val="1F2833"/>
-                <w:sz w:val="18"/>
-                <w:szCs w:val="18"/>
-              </w:rPr>
-              <w:t xml:space="preserve">Entregable funcional por sesion</w:t>
+              <w:t xml:space="preserve">2h cada una con facilitador. Co-creación con contexto real</w:t>
+            </w:r>
+          </w:p>
+        </w:tc>
+        <w:tc>
+          <w:tcPr>
+            <w:tcW w:type="dxa" w:w="2250"/>
+            <w:shd w:fill="F8F9FC" w:color="auto" w:val="clear"/>
+          </w:tcPr>
+          <w:p>
+            <w:pPr>
+              <w:spacing w:after="40" w:before="40"/>
+            </w:pPr>
+            <w:r>
+              <w:rPr>
+                <w:rFonts w:ascii="Trebuchet MS" w:cs="Trebuchet MS" w:eastAsia="Trebuchet MS" w:hAnsi="Trebuchet MS"/>
+                <w:b w:val="false"/>
+                <w:bCs w:val="false"/>
+                <w:color w:val="1F2833"/>
+                <w:sz w:val="18"/>
+                <w:szCs w:val="18"/>
+              </w:rPr>
+              <w:t xml:space="preserve">Entregable funciónal por sesión</w:t>
             </w:r>
           </w:p>
         </w:tc>
@@ -990,7 +990,7 @@
                 <w:sz w:val="18"/>
                 <w:szCs w:val="18"/>
               </w:rPr>
-              <w:t xml:space="preserve">Recursos, actualizaciones, comunidad (1 mes incluido)</w:t>
+              <w:t xml:space="preserve">Recursos, actualizaciónes, comunidad (1 mes incluido)</w:t>
             </w:r>
           </w:p>
         </w:tc>
@@ -1079,29 +1079,29 @@
                 <w:sz w:val="18"/>
                 <w:szCs w:val="18"/>
               </w:rPr>
-              <w:t xml:space="preserve">Domingo/mes: workshops de actualizacion. Sabado/mes: clinicas IA en vivo</w:t>
-            </w:r>
-          </w:p>
-        </w:tc>
-        <w:tc>
-          <w:tcPr>
-            <w:tcW w:type="dxa" w:w="2250"/>
-            <w:shd w:fill="F8F9FC" w:color="auto" w:val="clear"/>
-          </w:tcPr>
-          <w:p>
-            <w:pPr>
-              <w:spacing w:after="40" w:before="40"/>
-            </w:pPr>
-            <w:r>
-              <w:rPr>
-                <w:rFonts w:ascii="Trebuchet MS" w:cs="Trebuchet MS" w:eastAsia="Trebuchet MS" w:hAnsi="Trebuchet MS"/>
-                <w:b w:val="false"/>
-                <w:bCs w:val="false"/>
-                <w:color w:val="1F2833"/>
-                <w:sz w:val="18"/>
-                <w:szCs w:val="18"/>
-              </w:rPr>
-              <w:t xml:space="preserve">Asistio a 1+ sesion en primer mes</w:t>
+              <w:t xml:space="preserve">Domingo/mes: workshops de actualización. Sabado/mes: clinicas IA en vivo</w:t>
+            </w:r>
+          </w:p>
+        </w:tc>
+        <w:tc>
+          <w:tcPr>
+            <w:tcW w:type="dxa" w:w="2250"/>
+            <w:shd w:fill="F8F9FC" w:color="auto" w:val="clear"/>
+          </w:tcPr>
+          <w:p>
+            <w:pPr>
+              <w:spacing w:after="40" w:before="40"/>
+            </w:pPr>
+            <w:r>
+              <w:rPr>
+                <w:rFonts w:ascii="Trebuchet MS" w:cs="Trebuchet MS" w:eastAsia="Trebuchet MS" w:hAnsi="Trebuchet MS"/>
+                <w:b w:val="false"/>
+                <w:bCs w:val="false"/>
+                <w:color w:val="1F2833"/>
+                <w:sz w:val="18"/>
+                <w:szCs w:val="18"/>
+              </w:rPr>
+              <w:t xml:space="preserve">Asistio a 1+ sesión en primer mes</w:t>
             </w:r>
           </w:p>
         </w:tc>
@@ -1263,7 +1263,7 @@
           <w:sz w:val="20"/>
           <w:szCs w:val="20"/>
         </w:rPr>
-        <w:t xml:space="preserve">  •  No funciona si el directivo no dedica 2h/semana durante el bootcamp [SUPUESTO]</w:t>
+        <w:t xml:space="preserve">  •  No funcióna si el directivo no dedica 2h/semana durante el bootcamp [SUPUESTO]</w:t>
       </w:r>
     </w:p>
     <w:p>
@@ -1277,7 +1277,7 @@
           <w:sz w:val="20"/>
           <w:szCs w:val="20"/>
         </w:rPr>
-        <w:t xml:space="preserve">  •  No garantiza resultados — depende de consistencia de adopcion</w:t>
+        <w:t xml:space="preserve">  •  No garantiza resultados — depende de consistencia de adopción</w:t>
       </w:r>
     </w:p>
     <w:p>
@@ -1997,7 +1997,7 @@
                 <w:sz w:val="18"/>
                 <w:szCs w:val="18"/>
               </w:rPr>
-              <w:t xml:space="preserve">Academico</w:t>
+              <w:t xml:space="preserve">Académico</w:t>
             </w:r>
           </w:p>
         </w:tc>
@@ -3089,7 +3089,7 @@
                 <w:sz w:val="18"/>
                 <w:szCs w:val="18"/>
               </w:rPr>
-              <w:t xml:space="preserve">Duracion</w:t>
+              <w:t xml:space="preserve">Duración</w:t>
             </w:r>
           </w:p>
         </w:tc>
@@ -3284,7 +3284,7 @@
                 <w:sz w:val="18"/>
                 <w:szCs w:val="18"/>
               </w:rPr>
-              <w:t xml:space="preserve">Sistema funcional</w:t>
+              <w:t xml:space="preserve">Sistema funciónal</w:t>
             </w:r>
           </w:p>
         </w:tc>
@@ -3690,7 +3690,7 @@
                 <w:sz w:val="18"/>
                 <w:szCs w:val="18"/>
               </w:rPr>
-              <w:t xml:space="preserve">Fundador. Metodo, IP, 27 GPTs, Pristino, 180+ prompts</w:t>
+              <w:t xml:space="preserve">Fundador. Método, IP, 27 GPTs, Pristino, 180+ prompts</w:t>
             </w:r>
           </w:p>
         </w:tc>
@@ -3995,7 +3995,7 @@
           <w:sz w:val="20"/>
           <w:szCs w:val="20"/>
         </w:rPr>
-        <w:t xml:space="preserve">  •  Garantia: 100% devolucion antes de completar 4h (con 1h de feedback estructurado)</w:t>
+        <w:t xml:space="preserve">  •  Garantia: 100% devolución antes de completar 4h (con 1h de feedback estructurado)</w:t>
       </w:r>
     </w:p>
     <w:p>
@@ -4009,7 +4009,7 @@
           <w:sz w:val="20"/>
           <w:szCs w:val="20"/>
         </w:rPr>
-        <w:t xml:space="preserve">  •  No-show: 1ra justificada $0, siguientes $100/sesion</w:t>
+        <w:t xml:space="preserve">  •  No-show: 1ra justificada $0, siguientes $100/sesión</w:t>
       </w:r>
     </w:p>
     <w:p>
@@ -4447,7 +4447,7 @@
           <w:sz w:val="26"/>
           <w:szCs w:val="26"/>
         </w:rPr>
-        <w:t xml:space="preserve">9. Riesgos y mitigaciones</w:t>
+        <w:t xml:space="preserve">9. Riesgos y mitigaciónes</w:t>
       </w:r>
     </w:p>
     <w:tbl>
@@ -4815,7 +4815,7 @@
                 <w:sz w:val="18"/>
                 <w:szCs w:val="18"/>
               </w:rPr>
-              <w:t xml:space="preserve">Comunidad mensual + actualizaciones campus</w:t>
+              <w:t xml:space="preserve">Comunidad mensual + actualizaciónes campus</w:t>
             </w:r>
           </w:p>
         </w:tc>
@@ -4839,7 +4839,7 @@
                 <w:sz w:val="18"/>
                 <w:szCs w:val="18"/>
               </w:rPr>
-              <w:t xml:space="preserve">Equipo del directivo resiste adopcion</w:t>
+              <w:t xml:space="preserve">Equipo del directivo resiste adopción</w:t>
             </w:r>
           </w:p>
         </w:tc>
@@ -4991,7 +4991,7 @@
                 <w:sz w:val="18"/>
                 <w:szCs w:val="18"/>
               </w:rPr>
-              <w:t xml:space="preserve">Garantia 4h, ROI marcado como proyeccion</w:t>
+              <w:t xml:space="preserve">Garantia 4h, ROI marcado como proyección</w:t>
             </w:r>
           </w:p>
         </w:tc>
@@ -5027,7 +5027,7 @@
           <w:sz w:val="20"/>
           <w:szCs w:val="20"/>
         </w:rPr>
-        <w:t xml:space="preserve">Construido por profesionales, potenciado por la red agentica de MetodologIA.</w:t>
+        <w:t xml:space="preserve">Construido por profesionales, potenciado por la red agéntica de MetodologIA.</w:t>
       </w:r>
     </w:p>
     <w:p>

--- a/propuesta-bootcamp-ejecutivo-quito-2026/outputs/export/propuesta-ejecutiva-es.docx
+++ b/propuesta-bootcamp-ejecutivo-quito-2026/outputs/export/propuesta-ejecutiva-es.docx
@@ -462,7 +462,7 @@
                 <w:sz w:val="18"/>
                 <w:szCs w:val="18"/>
               </w:rPr>
-              <w:t xml:space="preserve">Pristino (Open Source, de Javier Montano). En el taller lo instala basico; en el Bootcamp le da todo su contexto</w:t>
+              <w:t xml:space="preserve">Pristino (Open Source, de Javier Montano). En el taller lo instala básico; en el Bootcamp le da todo su contexto</w:t>
             </w:r>
           </w:p>
         </w:tc>
@@ -551,7 +551,7 @@
                 <w:sz w:val="18"/>
                 <w:szCs w:val="18"/>
               </w:rPr>
-              <w:t xml:space="preserve">Flujos de trabajo desde dia 1. Comúnicacion, analisis, agenda, decisiones, reportes</w:t>
+              <w:t xml:space="preserve">Flujos de trabajo desde día 1. Comúnicacion, análisis, agenda, decisiones, reportes</w:t>
             </w:r>
           </w:p>
         </w:tc>
@@ -1079,7 +1079,7 @@
                 <w:sz w:val="18"/>
                 <w:szCs w:val="18"/>
               </w:rPr>
-              <w:t xml:space="preserve">Domingo/mes: workshops de actualización. Sabado/mes: clinicas IA en vivo</w:t>
+              <w:t xml:space="preserve">Domingo/mes: workshops de actualización. Sábado/mes: clínicas IA en vivo</w:t>
             </w:r>
           </w:p>
         </w:tc>
@@ -1647,7 +1647,7 @@
                 <w:sz w:val="18"/>
                 <w:szCs w:val="18"/>
               </w:rPr>
-              <w:t xml:space="preserve">Mar 7 abril, 7PM (+ sabado 9-12 / 14-17)</w:t>
+              <w:t xml:space="preserve">Mar 7 abril, 7PM (+ sábado 9-12 / 14-17)</w:t>
             </w:r>
           </w:p>
         </w:tc>
@@ -1866,7 +1866,7 @@
                 <w:sz w:val="18"/>
                 <w:szCs w:val="18"/>
               </w:rPr>
-              <w:t xml:space="preserve">Mayo (8 preferentes + 2 publicas)</w:t>
+              <w:t xml:space="preserve">Mayo (8 preferentes + 2 públicas)</w:t>
             </w:r>
           </w:p>
         </w:tc>
@@ -2223,7 +2223,7 @@
           <w:sz w:val="20"/>
           <w:szCs w:val="20"/>
         </w:rPr>
-        <w:t xml:space="preserve">Funnel: 13 invitados → 5 Creyentes (abril, $1,490) → 8 con cupo preferente mayo (grupo 10, si todos toman solo 2 publicas) → graduados pueden ser Embajadores (50% descuento). [DOC: content.json]</w:t>
+        <w:t xml:space="preserve">Funnel: 13 invitados → 5 Creyentes (abril, $1,490) → 8 con cupo preferente mayo (grupo 10, si todos toman solo 2 públicas) → graduados pueden ser Embajadores (50% descuento). [DOC: content.json]</w:t>
       </w:r>
     </w:p>
     <w:p>
@@ -4752,7 +4752,7 @@
                 <w:sz w:val="18"/>
                 <w:szCs w:val="18"/>
               </w:rPr>
-              <w:t xml:space="preserve">Herramientas de IA cambian rapido</w:t>
+              <w:t xml:space="preserve">Herramientas de IA cambian rápido</w:t>
             </w:r>
           </w:p>
         </w:tc>
@@ -5013,7 +5013,7 @@
           <w:sz w:val="20"/>
           <w:szCs w:val="20"/>
         </w:rPr>
-        <w:t xml:space="preserve">Esta es una propuesta de diseno de servicio personalizado. Los precios indicados son indicativos y se confirman antes de la firma del acuerdo. Este documento no constituye un compromiso de entrega ni un contrato.</w:t>
+        <w:t xml:space="preserve">Esta es una propuesta de diseño de servicio personalizado. Los precios indicados son indicativos y se confirman antes de la firma del acuerdo. Este documento no constituye un compromiso de entrega ni un contrato.</w:t>
       </w:r>
     </w:p>
     <w:p>
